--- a/Reportes/Contrato de Fianza 319.docx
+++ b/Reportes/Contrato de Fianza 319.docx
@@ -375,31 +375,7 @@
                 <w:sz w:val="15"/>
                 <w:szCs w:val="15"/>
               </w:rPr>
-              <w:t>{</w:t>
-            </w:r>
-            <w:proofErr w:type="spellStart"/>
-            <w:proofErr w:type="gramStart"/>
-            <w:r>
-              <w:rPr>
-                <w:rFonts w:ascii="Arial" w:eastAsia="Times New Roman" w:hAnsi="Arial" w:cs="Arial"/>
-                <w:b/>
-                <w:color w:val="000000"/>
-                <w:sz w:val="15"/>
-                <w:szCs w:val="15"/>
-              </w:rPr>
-              <w:t>custom.NumeroFianza</w:t>
-            </w:r>
-            <w:proofErr w:type="spellEnd"/>
-            <w:proofErr w:type="gramEnd"/>
-            <w:r>
-              <w:rPr>
-                <w:rFonts w:ascii="Arial" w:eastAsia="Times New Roman" w:hAnsi="Arial" w:cs="Arial"/>
-                <w:b/>
-                <w:color w:val="000000"/>
-                <w:sz w:val="15"/>
-                <w:szCs w:val="15"/>
-              </w:rPr>
-              <w:t>}</w:t>
+              <w:t>{custom.NumeroFianza}</w:t>
             </w:r>
           </w:p>
         </w:tc>
@@ -464,31 +440,7 @@
                 <w:sz w:val="15"/>
                 <w:szCs w:val="15"/>
               </w:rPr>
-              <w:t>{</w:t>
-            </w:r>
-            <w:proofErr w:type="spellStart"/>
-            <w:proofErr w:type="gramStart"/>
-            <w:r>
-              <w:rPr>
-                <w:rFonts w:ascii="Arial" w:eastAsia="Times New Roman" w:hAnsi="Arial" w:cs="Arial"/>
-                <w:b/>
-                <w:color w:val="000000"/>
-                <w:sz w:val="15"/>
-                <w:szCs w:val="15"/>
-              </w:rPr>
-              <w:t>custom.Tenedor</w:t>
-            </w:r>
-            <w:proofErr w:type="spellEnd"/>
-            <w:proofErr w:type="gramEnd"/>
-            <w:r>
-              <w:rPr>
-                <w:rFonts w:ascii="Arial" w:eastAsia="Times New Roman" w:hAnsi="Arial" w:cs="Arial"/>
-                <w:b/>
-                <w:color w:val="000000"/>
-                <w:sz w:val="15"/>
-                <w:szCs w:val="15"/>
-              </w:rPr>
-              <w:t>}</w:t>
+              <w:t>{custom.Tenedor}</w:t>
             </w:r>
           </w:p>
         </w:tc>
@@ -538,53 +490,7 @@
                 <w:sz w:val="15"/>
                 <w:szCs w:val="15"/>
               </w:rPr>
-              <w:t>{</w:t>
-            </w:r>
-            <w:proofErr w:type="spellStart"/>
-            <w:proofErr w:type="gramStart"/>
-            <w:r>
-              <w:rPr>
-                <w:rFonts w:ascii="Arial" w:eastAsia="Times New Roman" w:hAnsi="Arial" w:cs="Arial"/>
-                <w:b/>
-                <w:color w:val="000000"/>
-                <w:sz w:val="15"/>
-                <w:szCs w:val="15"/>
-              </w:rPr>
-              <w:t>custom.MonedaMonto</w:t>
-            </w:r>
-            <w:proofErr w:type="spellEnd"/>
-            <w:proofErr w:type="gramEnd"/>
-            <w:r>
-              <w:rPr>
-                <w:rFonts w:ascii="Arial" w:eastAsia="Times New Roman" w:hAnsi="Arial" w:cs="Arial"/>
-                <w:b/>
-                <w:color w:val="000000"/>
-                <w:sz w:val="15"/>
-                <w:szCs w:val="15"/>
-              </w:rPr>
-              <w:t>} ({</w:t>
-            </w:r>
-            <w:proofErr w:type="spellStart"/>
-            <w:r>
-              <w:rPr>
-                <w:rFonts w:ascii="Arial" w:eastAsia="Times New Roman" w:hAnsi="Arial" w:cs="Arial"/>
-                <w:b/>
-                <w:color w:val="000000"/>
-                <w:sz w:val="15"/>
-                <w:szCs w:val="15"/>
-              </w:rPr>
-              <w:t>custom.SumaLetras</w:t>
-            </w:r>
-            <w:proofErr w:type="spellEnd"/>
-            <w:r>
-              <w:rPr>
-                <w:rFonts w:ascii="Arial" w:eastAsia="Times New Roman" w:hAnsi="Arial" w:cs="Arial"/>
-                <w:b/>
-                <w:color w:val="000000"/>
-                <w:sz w:val="15"/>
-                <w:szCs w:val="15"/>
-              </w:rPr>
-              <w:t>})</w:t>
+              <w:t>{custom.MonedaMonto} ({custom.SumaLetras})</w:t>
             </w:r>
           </w:p>
         </w:tc>
@@ -637,31 +543,7 @@
                 <w:sz w:val="15"/>
                 <w:szCs w:val="15"/>
               </w:rPr>
-              <w:t>{</w:t>
-            </w:r>
-            <w:proofErr w:type="spellStart"/>
-            <w:proofErr w:type="gramStart"/>
-            <w:r>
-              <w:rPr>
-                <w:rFonts w:ascii="Arial" w:eastAsia="Times New Roman" w:hAnsi="Arial" w:cs="Arial"/>
-                <w:b/>
-                <w:color w:val="000000"/>
-                <w:sz w:val="15"/>
-                <w:szCs w:val="15"/>
-              </w:rPr>
-              <w:t>custom.AFavor</w:t>
-            </w:r>
-            <w:proofErr w:type="spellEnd"/>
-            <w:proofErr w:type="gramEnd"/>
-            <w:r>
-              <w:rPr>
-                <w:rFonts w:ascii="Arial" w:eastAsia="Times New Roman" w:hAnsi="Arial" w:cs="Arial"/>
-                <w:b/>
-                <w:color w:val="000000"/>
-                <w:sz w:val="15"/>
-                <w:szCs w:val="15"/>
-              </w:rPr>
-              <w:t>} / CONTRALORÍA GENERAL DE LA REPÚBLICA</w:t>
+              <w:t>{custom.AFavor} / CONTRALORÍA GENERAL DE LA REPÚBLICA</w:t>
             </w:r>
           </w:p>
         </w:tc>
@@ -711,31 +593,7 @@
                 <w:sz w:val="15"/>
                 <w:szCs w:val="15"/>
               </w:rPr>
-              <w:t>{</w:t>
-            </w:r>
-            <w:proofErr w:type="spellStart"/>
-            <w:proofErr w:type="gramStart"/>
-            <w:r>
-              <w:rPr>
-                <w:rFonts w:ascii="Arial" w:eastAsia="Times New Roman" w:hAnsi="Arial" w:cs="Arial"/>
-                <w:b/>
-                <w:color w:val="000000"/>
-                <w:sz w:val="15"/>
-                <w:szCs w:val="15"/>
-              </w:rPr>
-              <w:t>custom.Descripcion</w:t>
-            </w:r>
-            <w:proofErr w:type="spellEnd"/>
-            <w:proofErr w:type="gramEnd"/>
-            <w:r>
-              <w:rPr>
-                <w:rFonts w:ascii="Arial" w:eastAsia="Times New Roman" w:hAnsi="Arial" w:cs="Arial"/>
-                <w:b/>
-                <w:color w:val="000000"/>
-                <w:sz w:val="15"/>
-                <w:szCs w:val="15"/>
-              </w:rPr>
-              <w:t>}</w:t>
+              <w:t>{custom.Descripcion}</w:t>
             </w:r>
           </w:p>
         </w:tc>
@@ -843,27 +701,7 @@
           <w:sz w:val="15"/>
           <w:szCs w:val="15"/>
         </w:rPr>
-        <w:t xml:space="preserve">Conste por el presente documento ASEGURADORA GLOBAL, S.A., en adelante denominada LA FIADORA, por este </w:t>
-      </w:r>
-      <w:proofErr w:type="gramStart"/>
-      <w:r>
-        <w:rPr>
-          <w:rFonts w:ascii="Arial" w:eastAsia="Times New Roman" w:hAnsi="Arial" w:cs="Arial"/>
-          <w:color w:val="000000"/>
-          <w:sz w:val="15"/>
-          <w:szCs w:val="15"/>
-        </w:rPr>
-        <w:t>medio  garantiza</w:t>
-      </w:r>
-      <w:proofErr w:type="gramEnd"/>
-      <w:r>
-        <w:rPr>
-          <w:rFonts w:ascii="Arial" w:eastAsia="Times New Roman" w:hAnsi="Arial" w:cs="Arial"/>
-          <w:color w:val="000000"/>
-          <w:sz w:val="15"/>
-          <w:szCs w:val="15"/>
-        </w:rPr>
-        <w:t xml:space="preserve"> a LA ENTIDAD ESTATAL arriba indicada y </w:t>
+        <w:t xml:space="preserve">Conste por el presente documento ASEGURADORA GLOBAL, S.A., en adelante denominada LA FIADORA, por este medio  garantiza a LA ENTIDAD ESTATAL arriba indicada y </w:t>
       </w:r>
       <w:r>
         <w:rPr>
@@ -1064,29 +902,7 @@
           <w:sz w:val="15"/>
           <w:szCs w:val="15"/>
         </w:rPr>
-        <w:t>{</w:t>
-      </w:r>
-      <w:proofErr w:type="gramStart"/>
-      <w:r>
-        <w:rPr>
-          <w:rFonts w:ascii="Arial" w:eastAsia="Times New Roman" w:hAnsi="Arial" w:cs="Arial"/>
-          <w:b/>
-          <w:color w:val="000000"/>
-          <w:sz w:val="15"/>
-          <w:szCs w:val="15"/>
-        </w:rPr>
-        <w:t>custom.VigenciaTexto</w:t>
-      </w:r>
-      <w:proofErr w:type="gramEnd"/>
-      <w:r>
-        <w:rPr>
-          <w:rFonts w:ascii="Arial" w:eastAsia="Times New Roman" w:hAnsi="Arial" w:cs="Arial"/>
-          <w:b/>
-          <w:color w:val="000000"/>
-          <w:sz w:val="15"/>
-          <w:szCs w:val="15"/>
-        </w:rPr>
-        <w:t>2}{custom.TipoVigencia3}</w:t>
+        <w:t>{custom.VigenciaTexto2}{custom.TipoVigencia3}</w:t>
       </w:r>
       <w:r>
         <w:rPr>
@@ -1200,27 +1016,7 @@
           <w:sz w:val="15"/>
           <w:szCs w:val="15"/>
         </w:rPr>
-        <w:t xml:space="preserve">El termino para responder por los vicios redhibitorios o cualquier otro vicio o defectos en el objeto del contrato, así como por los defectos de reconstrucción o de construcción a los que se refiere el párrafo anterior empezará a contarse a partir de la fecha del acta de aceptación final en aquellos contratos en que la ley exija </w:t>
-      </w:r>
-      <w:proofErr w:type="gramStart"/>
-      <w:r>
-        <w:rPr>
-          <w:rFonts w:ascii="Arial" w:eastAsia="Times New Roman" w:hAnsi="Arial" w:cs="Arial"/>
-          <w:color w:val="000000"/>
-          <w:sz w:val="15"/>
-          <w:szCs w:val="15"/>
-        </w:rPr>
-        <w:t>ésta</w:t>
-      </w:r>
-      <w:proofErr w:type="gramEnd"/>
-      <w:r>
-        <w:rPr>
-          <w:rFonts w:ascii="Arial" w:eastAsia="Times New Roman" w:hAnsi="Arial" w:cs="Arial"/>
-          <w:color w:val="000000"/>
-          <w:sz w:val="15"/>
-          <w:szCs w:val="15"/>
-        </w:rPr>
-        <w:t xml:space="preserve"> o del cumplimiento del contrato en los demás casos. </w:t>
+        <w:t xml:space="preserve">El termino para responder por los vicios redhibitorios o cualquier otro vicio o defectos en el objeto del contrato, así como por los defectos de reconstrucción o de construcción a los que se refiere el párrafo anterior empezará a contarse a partir de la fecha del acta de aceptación final en aquellos contratos en que la ley exija ésta o del cumplimiento del contrato en los demás casos. </w:t>
       </w:r>
     </w:p>
     <w:p>
@@ -1671,19 +1467,8 @@
           <w:sz w:val="15"/>
           <w:szCs w:val="15"/>
         </w:rPr>
-        <w:t xml:space="preserve">, del incumplimiento del contrato decretado mediante resolución motivada que resuelve administrativamente el contrato, que contenga las razones de dicho </w:t>
-      </w:r>
-      <w:proofErr w:type="gramStart"/>
-      <w:r>
-        <w:rPr>
-          <w:rFonts w:ascii="Arial" w:eastAsia="Times New Roman" w:hAnsi="Arial" w:cs="Arial"/>
-          <w:color w:val="000000"/>
-          <w:sz w:val="15"/>
-          <w:szCs w:val="15"/>
-        </w:rPr>
-        <w:t>incumplimiento..</w:t>
-      </w:r>
-      <w:proofErr w:type="gramEnd"/>
+        <w:t>, del incumplimiento del contrato decretado mediante resolución motivada que resuelve administrativamente el contrato, que contenga las razones de dicho incumplimiento..</w:t>
+      </w:r>
     </w:p>
     <w:p>
       <w:pPr>
@@ -1798,27 +1583,7 @@
           <w:sz w:val="15"/>
           <w:szCs w:val="15"/>
         </w:rPr>
-        <w:t xml:space="preserve"> dispondrá de un término de veinte (20) </w:t>
-      </w:r>
-      <w:proofErr w:type="spellStart"/>
-      <w:r>
-        <w:rPr>
-          <w:rFonts w:ascii="Arial" w:eastAsia="Times New Roman" w:hAnsi="Arial" w:cs="Arial"/>
-          <w:color w:val="000000"/>
-          <w:sz w:val="15"/>
-          <w:szCs w:val="15"/>
-        </w:rPr>
-        <w:t>dias</w:t>
-      </w:r>
-      <w:proofErr w:type="spellEnd"/>
-      <w:r>
-        <w:rPr>
-          <w:rFonts w:ascii="Arial" w:eastAsia="Times New Roman" w:hAnsi="Arial" w:cs="Arial"/>
-          <w:color w:val="000000"/>
-          <w:sz w:val="15"/>
-          <w:szCs w:val="15"/>
-        </w:rPr>
-        <w:t xml:space="preserve"> hábiles siguientes a la notificación de la resolución que resuelve administrativamente el contrato por incumplimiento para ejercer la opción de pagar el importe de la fianza, o de sustituir al contratista en todos sus derechos y obligaciones de </w:t>
+        <w:t xml:space="preserve"> dispondrá de un término de veinte (20) dias hábiles siguientes a la notificación de la resolución que resuelve administrativamente el contrato por incumplimiento para ejercer la opción de pagar el importe de la fianza, o de sustituir al contratista en todos sus derechos y obligaciones de </w:t>
       </w:r>
       <w:r>
         <w:rPr>
@@ -1837,27 +1602,7 @@
           <w:sz w:val="15"/>
           <w:szCs w:val="15"/>
         </w:rPr>
-        <w:t xml:space="preserve"> y sus adendas, así como de </w:t>
-      </w:r>
-      <w:proofErr w:type="spellStart"/>
-      <w:r>
-        <w:rPr>
-          <w:rFonts w:ascii="Arial" w:eastAsia="Times New Roman" w:hAnsi="Arial" w:cs="Arial"/>
-          <w:color w:val="000000"/>
-          <w:sz w:val="15"/>
-          <w:szCs w:val="15"/>
-        </w:rPr>
-        <w:t>cuaalquiera</w:t>
-      </w:r>
-      <w:proofErr w:type="spellEnd"/>
-      <w:r>
-        <w:rPr>
-          <w:rFonts w:ascii="Arial" w:eastAsia="Times New Roman" w:hAnsi="Arial" w:cs="Arial"/>
-          <w:color w:val="000000"/>
-          <w:sz w:val="15"/>
-          <w:szCs w:val="15"/>
-        </w:rPr>
-        <w:t xml:space="preserve"> otra acción que la </w:t>
+        <w:t xml:space="preserve"> y sus adendas, así como de cuaalquiera otra acción que la </w:t>
       </w:r>
       <w:r>
         <w:rPr>
@@ -2249,27 +1994,7 @@
           <w:sz w:val="15"/>
           <w:szCs w:val="15"/>
         </w:rPr>
-        <w:t xml:space="preserve">y a cuenta y riesgo de esta, tenga la capacidad </w:t>
-      </w:r>
-      <w:proofErr w:type="spellStart"/>
-      <w:r>
-        <w:rPr>
-          <w:rFonts w:ascii="Arial" w:eastAsia="Times New Roman" w:hAnsi="Arial" w:cs="Arial"/>
-          <w:color w:val="000000"/>
-          <w:sz w:val="15"/>
-          <w:szCs w:val="15"/>
-        </w:rPr>
-        <w:t>tecnica</w:t>
-      </w:r>
-      <w:proofErr w:type="spellEnd"/>
-      <w:r>
-        <w:rPr>
-          <w:rFonts w:ascii="Arial" w:eastAsia="Times New Roman" w:hAnsi="Arial" w:cs="Arial"/>
-          <w:color w:val="000000"/>
-          <w:sz w:val="15"/>
-          <w:szCs w:val="15"/>
-        </w:rPr>
-        <w:t xml:space="preserve"> y financiera, a juicio de </w:t>
+        <w:t xml:space="preserve">y a cuenta y riesgo de esta, tenga la capacidad tecnica y financiera, a juicio de </w:t>
       </w:r>
       <w:r>
         <w:rPr>
@@ -2412,38 +2137,17 @@
           <w:sz w:val="15"/>
           <w:szCs w:val="15"/>
         </w:rPr>
-        <w:t xml:space="preserve"> opte por sustituir </w:t>
-      </w:r>
-      <w:proofErr w:type="gramStart"/>
-      <w:r>
-        <w:rPr>
-          <w:rFonts w:ascii="Arial" w:eastAsia="Times New Roman" w:hAnsi="Arial" w:cs="Arial"/>
-          <w:color w:val="000000"/>
-          <w:sz w:val="15"/>
-          <w:szCs w:val="15"/>
-        </w:rPr>
-        <w:t xml:space="preserve">a  </w:t>
-      </w:r>
-      <w:r>
-        <w:rPr>
-          <w:rFonts w:ascii="Arial" w:eastAsia="Times New Roman" w:hAnsi="Arial" w:cs="Arial"/>
-          <w:b/>
-          <w:color w:val="000000"/>
-          <w:sz w:val="15"/>
-          <w:szCs w:val="15"/>
-        </w:rPr>
-        <w:t>EL</w:t>
-      </w:r>
-      <w:proofErr w:type="gramEnd"/>
-      <w:r>
-        <w:rPr>
-          <w:rFonts w:ascii="Arial" w:eastAsia="Times New Roman" w:hAnsi="Arial" w:cs="Arial"/>
-          <w:b/>
-          <w:color w:val="000000"/>
-          <w:sz w:val="15"/>
-          <w:szCs w:val="15"/>
-        </w:rPr>
-        <w:t xml:space="preserve"> CONTRATISTA</w:t>
+        <w:t xml:space="preserve"> opte por sustituir a  </w:t>
+      </w:r>
+      <w:r>
+        <w:rPr>
+          <w:rFonts w:ascii="Arial" w:eastAsia="Times New Roman" w:hAnsi="Arial" w:cs="Arial"/>
+          <w:b/>
+          <w:color w:val="000000"/>
+          <w:sz w:val="15"/>
+          <w:szCs w:val="15"/>
+        </w:rPr>
+        <w:t>EL CONTRATISTA</w:t>
       </w:r>
       <w:r>
         <w:rPr>
@@ -3534,19 +3238,8 @@
           <w:sz w:val="15"/>
           <w:szCs w:val="15"/>
         </w:rPr>
-        <w:t xml:space="preserve">La notificación a la que se refiere el párrafo anterior deberá señalar cuales son los vicios redhibitorios o cualquier otro vicio o defecto detectado y la cuantía de </w:t>
-      </w:r>
-      <w:proofErr w:type="gramStart"/>
-      <w:r>
-        <w:rPr>
-          <w:rFonts w:ascii="Arial" w:eastAsia="Times New Roman" w:hAnsi="Arial" w:cs="Arial"/>
-          <w:color w:val="000000"/>
-          <w:sz w:val="15"/>
-          <w:szCs w:val="15"/>
-        </w:rPr>
-        <w:t>los mismos</w:t>
-      </w:r>
-      <w:proofErr w:type="gramEnd"/>
+        <w:t>La notificación a la que se refiere el párrafo anterior deberá señalar cuales son los vicios redhibitorios o cualquier otro vicio o defecto detectado y la cuantía de los mismos</w:t>
+      </w:r>
     </w:p>
     <w:p>
       <w:pPr>
@@ -3669,47 +3362,7 @@
           <w:sz w:val="15"/>
           <w:szCs w:val="15"/>
         </w:rPr>
-        <w:t xml:space="preserve"> deberá, en un </w:t>
-      </w:r>
-      <w:proofErr w:type="spellStart"/>
-      <w:r>
-        <w:rPr>
-          <w:rFonts w:ascii="Arial" w:eastAsia="Times New Roman" w:hAnsi="Arial" w:cs="Arial"/>
-          <w:color w:val="000000"/>
-          <w:sz w:val="15"/>
-          <w:szCs w:val="15"/>
-        </w:rPr>
-        <w:t>termino</w:t>
-      </w:r>
-      <w:proofErr w:type="spellEnd"/>
-      <w:r>
-        <w:rPr>
-          <w:rFonts w:ascii="Arial" w:eastAsia="Times New Roman" w:hAnsi="Arial" w:cs="Arial"/>
-          <w:color w:val="000000"/>
-          <w:sz w:val="15"/>
-          <w:szCs w:val="15"/>
-        </w:rPr>
-        <w:t xml:space="preserve"> de veinte (20) días hábiles, pagar el importe de los vicios o defectos detectados y cuantificados, de conformidad con el </w:t>
-      </w:r>
-      <w:proofErr w:type="spellStart"/>
-      <w:r>
-        <w:rPr>
-          <w:rFonts w:ascii="Arial" w:eastAsia="Times New Roman" w:hAnsi="Arial" w:cs="Arial"/>
-          <w:color w:val="000000"/>
-          <w:sz w:val="15"/>
-          <w:szCs w:val="15"/>
-        </w:rPr>
-        <w:t>limite</w:t>
-      </w:r>
-      <w:proofErr w:type="spellEnd"/>
-      <w:r>
-        <w:rPr>
-          <w:rFonts w:ascii="Arial" w:eastAsia="Times New Roman" w:hAnsi="Arial" w:cs="Arial"/>
-          <w:color w:val="000000"/>
-          <w:sz w:val="15"/>
-          <w:szCs w:val="15"/>
-        </w:rPr>
-        <w:t xml:space="preserve"> de responsabilidad de la presente fianza.</w:t>
+        <w:t xml:space="preserve"> deberá, en un termino de veinte (20) días hábiles, pagar el importe de los vicios o defectos detectados y cuantificados, de conformidad con el limite de responsabilidad de la presente fianza.</w:t>
       </w:r>
     </w:p>
     <w:p>
@@ -3766,27 +3419,7 @@
           <w:sz w:val="15"/>
           <w:szCs w:val="15"/>
         </w:rPr>
-        <w:t xml:space="preserve">Sin perjuicio de lo anterior, dentro del </w:t>
-      </w:r>
-      <w:proofErr w:type="spellStart"/>
-      <w:r>
-        <w:rPr>
-          <w:rFonts w:ascii="Arial" w:eastAsia="Times New Roman" w:hAnsi="Arial" w:cs="Arial"/>
-          <w:color w:val="000000"/>
-          <w:sz w:val="15"/>
-          <w:szCs w:val="15"/>
-        </w:rPr>
-        <w:t>termino</w:t>
-      </w:r>
-      <w:proofErr w:type="spellEnd"/>
-      <w:r>
-        <w:rPr>
-          <w:rFonts w:ascii="Arial" w:eastAsia="Times New Roman" w:hAnsi="Arial" w:cs="Arial"/>
-          <w:color w:val="000000"/>
-          <w:sz w:val="15"/>
-          <w:szCs w:val="15"/>
-        </w:rPr>
-        <w:t xml:space="preserve"> previamente indicado, </w:t>
+        <w:t xml:space="preserve">Sin perjuicio de lo anterior, dentro del termino previamente indicado, </w:t>
       </w:r>
       <w:r>
         <w:rPr>
@@ -3824,27 +3457,7 @@
           <w:sz w:val="15"/>
           <w:szCs w:val="15"/>
         </w:rPr>
-        <w:t xml:space="preserve"> podrán acordar que esta </w:t>
-      </w:r>
-      <w:proofErr w:type="spellStart"/>
-      <w:r>
-        <w:rPr>
-          <w:rFonts w:ascii="Arial" w:eastAsia="Times New Roman" w:hAnsi="Arial" w:cs="Arial"/>
-          <w:color w:val="000000"/>
-          <w:sz w:val="15"/>
-          <w:szCs w:val="15"/>
-        </w:rPr>
-        <w:t>ultima</w:t>
-      </w:r>
-      <w:proofErr w:type="spellEnd"/>
-      <w:r>
-        <w:rPr>
-          <w:rFonts w:ascii="Arial" w:eastAsia="Times New Roman" w:hAnsi="Arial" w:cs="Arial"/>
-          <w:color w:val="000000"/>
-          <w:sz w:val="15"/>
-          <w:szCs w:val="15"/>
-        </w:rPr>
-        <w:t xml:space="preserve"> subsanara los vicios redhibitorios o cualquier otro vicio o defecto de </w:t>
+        <w:t xml:space="preserve"> podrán acordar que esta ultima subsanara los vicios redhibitorios o cualquier otro vicio o defecto de </w:t>
       </w:r>
       <w:r>
         <w:rPr>
@@ -3882,27 +3495,7 @@
           <w:sz w:val="15"/>
           <w:szCs w:val="15"/>
         </w:rPr>
-        <w:t xml:space="preserve">. En este </w:t>
-      </w:r>
-      <w:proofErr w:type="spellStart"/>
-      <w:r>
-        <w:rPr>
-          <w:rFonts w:ascii="Arial" w:eastAsia="Times New Roman" w:hAnsi="Arial" w:cs="Arial"/>
-          <w:color w:val="000000"/>
-          <w:sz w:val="15"/>
-          <w:szCs w:val="15"/>
-        </w:rPr>
-        <w:t>ultimo</w:t>
-      </w:r>
-      <w:proofErr w:type="spellEnd"/>
-      <w:r>
-        <w:rPr>
-          <w:rFonts w:ascii="Arial" w:eastAsia="Times New Roman" w:hAnsi="Arial" w:cs="Arial"/>
-          <w:color w:val="000000"/>
-          <w:sz w:val="15"/>
-          <w:szCs w:val="15"/>
-        </w:rPr>
-        <w:t xml:space="preserve"> caso,</w:t>
+        <w:t>. En este ultimo caso,</w:t>
       </w:r>
       <w:r>
         <w:rPr>
@@ -4246,19 +3839,8 @@
           <w:sz w:val="15"/>
           <w:szCs w:val="15"/>
         </w:rPr>
-        <w:t xml:space="preserve"> </w:t>
-      </w:r>
-      <w:proofErr w:type="gramStart"/>
-      <w:r>
-        <w:rPr>
-          <w:rFonts w:ascii="Arial" w:eastAsia="Times New Roman" w:hAnsi="Arial" w:cs="Arial"/>
-          <w:color w:val="000000"/>
-          <w:sz w:val="15"/>
-          <w:szCs w:val="15"/>
-        </w:rPr>
-        <w:t>conjuntamente con</w:t>
-      </w:r>
-      <w:proofErr w:type="gramEnd"/>
+        <w:t xml:space="preserve"> conjuntamente con</w:t>
+      </w:r>
       <w:r>
         <w:rPr>
           <w:rFonts w:ascii="Arial" w:eastAsia="Times New Roman" w:hAnsi="Arial" w:cs="Arial"/>
@@ -4487,27 +4069,7 @@
           <w:sz w:val="15"/>
           <w:szCs w:val="15"/>
         </w:rPr>
-        <w:t xml:space="preserve"> haya debido cumplirlas </w:t>
-      </w:r>
-      <w:proofErr w:type="gramStart"/>
-      <w:r>
-        <w:rPr>
-          <w:rFonts w:ascii="Arial" w:eastAsia="Times New Roman" w:hAnsi="Arial" w:cs="Arial"/>
-          <w:color w:val="000000"/>
-          <w:sz w:val="15"/>
-          <w:szCs w:val="15"/>
-        </w:rPr>
-        <w:t>de acuerdo a</w:t>
-      </w:r>
-      <w:proofErr w:type="gramEnd"/>
-      <w:r>
-        <w:rPr>
-          <w:rFonts w:ascii="Arial" w:eastAsia="Times New Roman" w:hAnsi="Arial" w:cs="Arial"/>
-          <w:color w:val="000000"/>
-          <w:sz w:val="15"/>
-          <w:szCs w:val="15"/>
-        </w:rPr>
-        <w:t xml:space="preserve"> </w:t>
+        <w:t xml:space="preserve"> haya debido cumplirlas de acuerdo a </w:t>
       </w:r>
       <w:r>
         <w:rPr>
@@ -5005,29 +4567,7 @@
           <w:sz w:val="15"/>
           <w:szCs w:val="15"/>
         </w:rPr>
-        <w:t>EN FE DE LO CUAL, se suscribe este Contrato en la ciudad de Panamá, República de Panamá, {</w:t>
-      </w:r>
-      <w:proofErr w:type="spellStart"/>
-      <w:proofErr w:type="gramStart"/>
-      <w:r>
-        <w:rPr>
-          <w:rFonts w:ascii="Arial" w:eastAsia="Times New Roman" w:hAnsi="Arial" w:cs="Arial"/>
-          <w:color w:val="000000"/>
-          <w:sz w:val="15"/>
-          <w:szCs w:val="15"/>
-        </w:rPr>
-        <w:t>custom.FechaActualTextoMin</w:t>
-      </w:r>
-      <w:proofErr w:type="spellEnd"/>
-      <w:proofErr w:type="gramEnd"/>
-      <w:r>
-        <w:rPr>
-          <w:rFonts w:ascii="Arial" w:eastAsia="Times New Roman" w:hAnsi="Arial" w:cs="Arial"/>
-          <w:color w:val="000000"/>
-          <w:sz w:val="15"/>
-          <w:szCs w:val="15"/>
-        </w:rPr>
-        <w:t>}.</w:t>
+        <w:t>EN FE DE LO CUAL, se suscribe este Contrato en la ciudad de Panamá, República de Panamá, {custom.FechaActualTextoMin}.</w:t>
       </w:r>
     </w:p>
     <w:p/>
@@ -5144,25 +4684,7 @@
                 <w:b/>
                 <w:bCs/>
               </w:rPr>
-              <w:t>{</w:t>
-            </w:r>
-            <w:proofErr w:type="spellStart"/>
-            <w:proofErr w:type="gramStart"/>
-            <w:r>
-              <w:rPr>
-                <w:b/>
-                <w:bCs/>
-              </w:rPr>
-              <w:t>custom.Tenedor</w:t>
-            </w:r>
-            <w:proofErr w:type="spellEnd"/>
-            <w:proofErr w:type="gramEnd"/>
-            <w:r>
-              <w:rPr>
-                <w:b/>
-                <w:bCs/>
-              </w:rPr>
-              <w:t>}</w:t>
+              <w:t>{custom.Tenedor}</w:t>
             </w:r>
           </w:p>
         </w:tc>
@@ -5256,6 +4778,22 @@
     </w:p>
     <w:p>
       <w:pPr>
+        <w:rPr>
+          <w:sz w:val="10"/>
+          <w:szCs w:val="10"/>
+        </w:rPr>
+      </w:pPr>
+    </w:p>
+    <w:p>
+      <w:pPr>
+        <w:rPr>
+          <w:sz w:val="10"/>
+          <w:szCs w:val="10"/>
+        </w:rPr>
+      </w:pPr>
+    </w:p>
+    <w:p>
+      <w:pPr>
         <w:widowControl w:val="0"/>
         <w:tabs>
           <w:tab w:val="left" w:pos="360"/>
@@ -5326,27 +4864,7 @@
           <w:szCs w:val="24"/>
         </w:rPr>
         <w:noBreakHyphen/>
-        <w:t>LEG/</w:t>
-      </w:r>
-      <w:proofErr w:type="spellStart"/>
-      <w:r>
-        <w:rPr>
-          <w:rFonts w:ascii="Arial" w:eastAsia="Times New Roman" w:hAnsi="Arial" w:cs="Arial"/>
-          <w:color w:val="000000"/>
-          <w:sz w:val="13"/>
-          <w:szCs w:val="24"/>
-        </w:rPr>
-        <w:t>FySE</w:t>
-      </w:r>
-      <w:proofErr w:type="spellEnd"/>
-      <w:r>
-        <w:rPr>
-          <w:rFonts w:ascii="Arial" w:eastAsia="Times New Roman" w:hAnsi="Arial" w:cs="Arial"/>
-          <w:color w:val="000000"/>
-          <w:sz w:val="13"/>
-          <w:szCs w:val="24"/>
-        </w:rPr>
-        <w:t xml:space="preserve"> de 10 de agosto de 2023.)</w:t>
+        <w:t>LEG/FySE de 10 de agosto de 2023.)</w:t>
       </w:r>
     </w:p>
     <w:p>

--- a/Reportes/Contrato de Fianza 319.docx
+++ b/Reportes/Contrato de Fianza 319.docx
@@ -902,7 +902,37 @@
           <w:sz w:val="15"/>
           <w:szCs w:val="15"/>
         </w:rPr>
-        <w:t>{custom.VigenciaTexto2}{custom.TipoVigencia3}</w:t>
+        <w:t>{custom.Vigencia</w:t>
+      </w:r>
+      <w:r>
+        <w:rPr>
+          <w:rFonts w:ascii="Arial" w:eastAsia="Times New Roman" w:hAnsi="Arial" w:cs="Arial"/>
+          <w:b/>
+          <w:color w:val="000000"/>
+          <w:sz w:val="15"/>
+          <w:szCs w:val="15"/>
+        </w:rPr>
+        <w:t>PrincipalTexto</w:t>
+      </w:r>
+      <w:r>
+        <w:rPr>
+          <w:rFonts w:ascii="Arial" w:eastAsia="Times New Roman" w:hAnsi="Arial" w:cs="Arial"/>
+          <w:b/>
+          <w:color w:val="000000"/>
+          <w:sz w:val="15"/>
+          <w:szCs w:val="15"/>
+        </w:rPr>
+        <w:t>2</w:t>
+      </w:r>
+      <w:r>
+        <w:rPr>
+          <w:rFonts w:ascii="Arial" w:eastAsia="Times New Roman" w:hAnsi="Arial" w:cs="Arial"/>
+          <w:b/>
+          <w:color w:val="000000"/>
+          <w:sz w:val="15"/>
+          <w:szCs w:val="15"/>
+        </w:rPr>
+        <w:t>}{custom.TipoVigencia3}</w:t>
       </w:r>
       <w:r>
         <w:rPr>
